--- a/test/docx/golden/table_with_list_cell.docx
+++ b/test/docx/golden/table_with_list_cell.docx
@@ -45,6 +45,7 @@
           <w:tcPr/>
           <w:p>
             <w:pPr>
+              <w:pStyle w:val="FirstParagraph"/>
               <w:numPr>
                 <w:ilvl w:val="0"/>
                 <w:numId w:val="1001"/>
@@ -56,6 +57,7 @@
           </w:p>
           <w:p>
             <w:pPr>
+              <w:pStyle w:val="FirstParagraph"/>
               <w:numPr>
                 <w:ilvl w:val="0"/>
                 <w:numId w:val="1001"/>
@@ -67,6 +69,7 @@
           </w:p>
           <w:p>
             <w:pPr>
+              <w:pStyle w:val="FirstParagraph"/>
               <w:numPr>
                 <w:ilvl w:val="0"/>
                 <w:numId w:val="1001"/>
@@ -81,6 +84,7 @@
           <w:tcPr/>
           <w:p>
             <w:pPr>
+              <w:pStyle w:val="FirstParagraph"/>
               <w:numPr>
                 <w:ilvl w:val="0"/>
                 <w:numId w:val="1002"/>
@@ -92,6 +96,7 @@
           </w:p>
           <w:p>
             <w:pPr>
+              <w:pStyle w:val="FirstParagraph"/>
               <w:numPr>
                 <w:ilvl w:val="0"/>
                 <w:numId w:val="1002"/>
@@ -103,6 +108,7 @@
           </w:p>
           <w:p>
             <w:pPr>
+              <w:pStyle w:val="FirstParagraph"/>
               <w:numPr>
                 <w:ilvl w:val="0"/>
                 <w:numId w:val="1002"/>
